--- a/public/Divine_Nnaji_CV.docx
+++ b/public/Divine_Nnaji_CV.docx
@@ -819,7 +819,7 @@
           <w:color w:val="1A365D"/>
           <w:sz w:val="21"/>
         </w:rPr>
-        <w:t>TyphoidGuard — AI Health Screening Platform</w:t>
+        <w:t>TyphoidGuard — Clinical Typhoid Risk Simulator</w:t>
       </w:r>
     </w:p>
     <w:p>
@@ -843,7 +843,7 @@
           <w:color w:val="718096"/>
           <w:sz w:val="18"/>
         </w:rPr>
-        <w:t>Python, Scikit-learn, NumPy, Next.js, Vercel</w:t>
+        <w:t>Python, TypeScript, TensorFlow, Scikit-learn, Next.js</w:t>
       </w:r>
     </w:p>
     <w:p>
@@ -856,7 +856,7 @@
           <w:rFonts w:ascii="Calibri" w:hAnsi="Calibri"/>
           <w:sz w:val="19"/>
         </w:rPr>
-        <w:t>Built a web-based automated clinical symptom screening dashboard that predicts typhoid fever probability with an outstanding 98% accuracy. Preprocessed Kaggle symptom datasets using NumPy, then trained and benchmarked several ML classification algorithms in Scikit-learn to select the top-performing model. Deployed an interactive Next.js web portal communicating with a machine learning backend API, providing rural regions with instant, highly accessible screening.</w:t>
+        <w:t>Developed a zero-dependency edge-computing clinical triage screening application powered by a custom-trained 3-layer Neural Network (Multi-Layer Perceptron) running entirely client-side. Trained the Sequential classifier in Python, then built a custom Python exporter to serialize model weights, biases, and StandardScaler coefficients into a 15 KB JSON configuration. Programmed a pure-math forward-propagation matrix multiplication engine in raw TypeScript to execute client-side predictions in &lt; 0.1ms locally (100% HIPAA-compliant, in-memory sandboxing).</w:t>
       </w:r>
     </w:p>
     <w:p>

--- a/public/Divine_Nnaji_CV.docx
+++ b/public/Divine_Nnaji_CV.docx
@@ -70,7 +70,7 @@
           <w:rFonts w:ascii="Calibri" w:hAnsi="Calibri"/>
           <w:sz w:val="20"/>
         </w:rPr>
-        <w:t>Dynamic, results-driven Fullstack Software Engineer and AI Systems Developer with a proven record of engineering high-performance web/mobile applications, training machine learning classifiers, and orchestrating complex workflow automation pipelines. Adept at bridging the gap between rigorous technical systems and polished, pixel-perfect user interfaces. Combines expert-level fullstack proficiency in React Native, Expo, Supabase, and Next.js with solid mathematical modeling, data cleaning, and embedded-systems integrations to automate workflows, reduce operational latency, and build premium consumer products.</w:t>
+        <w:t>Dynamic, results-driven Fullstack Software Engineer and AI Builder with 3 years of hands-on experience delivering high-performance web applications, native mobile experiences, and advanced workflow automation pipelines. Adept at bridging the gap between complex mathematical systems and sterile, responsive UI/UX designs. Expertly leverages Next.js, React Native, Supabase, Express.js, n8n, and Python to automate operations, reduce system latency, and engineer premium consumer products.</w:t>
       </w:r>
     </w:p>
     <w:p>
@@ -306,7 +306,7 @@
           <w:color w:val="2D3748"/>
           <w:sz w:val="18"/>
         </w:rPr>
-        <w:t>Python, NumPy, Matplotlib, Scikit-learn, Data Science, AI Integration</w:t>
+        <w:t>Python, NumPy, Pandas, Matplotlib, Data Science, AI Integration</w:t>
       </w:r>
     </w:p>
     <w:p>
@@ -320,7 +320,7 @@
           <w:rFonts w:ascii="Calibri" w:hAnsi="Calibri"/>
           <w:sz w:val="19"/>
         </w:rPr>
-        <w:t>Execute rigorous data cleaning, engineering, and preprocessing pipelines on high-density datasets to prepare them for predictive modeling.</w:t>
+        <w:t>Cleaned and preprocessed datasets using Python, NumPy, and Pandas to ensure data integrity for modelling pipelines.</w:t>
       </w:r>
     </w:p>
     <w:p>
@@ -334,7 +334,7 @@
           <w:rFonts w:ascii="Calibri" w:hAnsi="Calibri"/>
           <w:sz w:val="19"/>
         </w:rPr>
-        <w:t>Conduct extensive exploratory data analysis (EDA) using Python, NumPy, and Matplotlib to extract key spatial and statistical insights.</w:t>
+        <w:t>Conducted exploratory data analysis (EDA) to surface patterns and inform model development decisions.</w:t>
       </w:r>
     </w:p>
     <w:p>
@@ -348,7 +348,7 @@
           <w:rFonts w:ascii="Calibri" w:hAnsi="Calibri"/>
           <w:sz w:val="19"/>
         </w:rPr>
-        <w:t>Support the development, evaluation, and tuning of machine learning models for classification and predictive analytics.</w:t>
+        <w:t>Built and evaluated machine learning models, contributing to AI integration across internal research workflows.</w:t>
       </w:r>
     </w:p>
     <w:p>
@@ -362,7 +362,7 @@
           <w:rFonts w:ascii="Calibri" w:hAnsi="Calibri"/>
           <w:sz w:val="19"/>
         </w:rPr>
-        <w:t>Gain hands-on experience in cross-functional architectures spanning data science, embedded systems, and secure network infrastructure.</w:t>
+        <w:t>Worked across data science, embedded systems, and networking domains within a government research environment.</w:t>
       </w:r>
     </w:p>
     <w:p>
@@ -380,11 +380,11 @@
           <w:color w:val="1A365D"/>
           <w:sz w:val="21"/>
         </w:rPr>
-        <w:t>Frontend Developer Trainee</w:t>
+        <w:t>Graphic Designer &amp; Web Developer (Contract/Volunteer)</w:t>
       </w:r>
       <w:r>
         <w:tab/>
-        <w:t>January 2025 – May 2025</w:t>
+        <w:t>2026 – Present</w:t>
       </w:r>
     </w:p>
     <w:p>
@@ -402,117 +402,7 @@
           <w:color w:val="718096"/>
           <w:sz w:val="19"/>
         </w:rPr>
-        <w:t>Tech Beavers</w:t>
-      </w:r>
-      <w:r>
-        <w:tab/>
-        <w:t>Lagos, Nigeria</w:t>
-      </w:r>
-    </w:p>
-    <w:p>
-      <w:pPr>
-        <w:spacing w:after="80"/>
-        <w:ind w:left="216"/>
-      </w:pPr>
-      <w:r>
-        <w:rPr>
-          <w:rFonts w:ascii="Calibri" w:hAnsi="Calibri"/>
-          <w:b/>
-          <w:i/>
-          <w:sz w:val="18"/>
-        </w:rPr>
-        <w:t xml:space="preserve">Technologies Utilized: </w:t>
-      </w:r>
-      <w:r>
-        <w:rPr>
-          <w:rFonts w:ascii="Calibri" w:hAnsi="Calibri"/>
-          <w:i/>
-          <w:color w:val="2D3748"/>
-          <w:sz w:val="18"/>
-        </w:rPr>
-        <w:t>JavaScript, React, HTML5, CSS3, CI/CD, Git, GitHub</w:t>
-      </w:r>
-    </w:p>
-    <w:p>
-      <w:pPr>
-        <w:pStyle w:val="ListBullet"/>
-        <w:spacing w:after="50" w:line="276" w:lineRule="auto"/>
-        <w:ind w:left="432"/>
-      </w:pPr>
-      <w:r>
-        <w:rPr>
-          <w:rFonts w:ascii="Calibri" w:hAnsi="Calibri"/>
-          <w:sz w:val="19"/>
-        </w:rPr>
-        <w:t>Contributed actively to the development and maintenance of the company's enterprise-level website, optimizing performance and code readability.</w:t>
-      </w:r>
-    </w:p>
-    <w:p>
-      <w:pPr>
-        <w:pStyle w:val="ListBullet"/>
-        <w:spacing w:after="50" w:line="276" w:lineRule="auto"/>
-        <w:ind w:left="432"/>
-      </w:pPr>
-      <w:r>
-        <w:rPr>
-          <w:rFonts w:ascii="Calibri" w:hAnsi="Calibri"/>
-          <w:sz w:val="19"/>
-        </w:rPr>
-        <w:t>Managed routine CI/CD pipeline deployments, resolving tracked repository bugs via standard ticketing systems and Git branching protocols.</w:t>
-      </w:r>
-    </w:p>
-    <w:p>
-      <w:pPr>
-        <w:pStyle w:val="ListBullet"/>
-        <w:spacing w:after="50" w:line="276" w:lineRule="auto"/>
-        <w:ind w:left="432"/>
-      </w:pPr>
-      <w:r>
-        <w:rPr>
-          <w:rFonts w:ascii="Calibri" w:hAnsi="Calibri"/>
-          <w:sz w:val="19"/>
-        </w:rPr>
-        <w:t>Collaborated with senior software engineers to translate Figma designs into pixel-perfect, highly responsive frontend components.</w:t>
-      </w:r>
-    </w:p>
-    <w:p>
-      <w:pPr>
-        <w:keepNext/>
-        <w:tabs>
-          <w:tab w:pos="10080" w:val="right"/>
-        </w:tabs>
-        <w:spacing w:before="120" w:after="20"/>
-      </w:pPr>
-      <w:r>
-        <w:rPr>
-          <w:rFonts w:ascii="Calibri" w:hAnsi="Calibri"/>
-          <w:b/>
-          <w:color w:val="1A365D"/>
-          <w:sz w:val="21"/>
-        </w:rPr>
-        <w:t>Independent Fullstack Developer</w:t>
-      </w:r>
-      <w:r>
-        <w:tab/>
-        <w:t>January 2024 – August 2024</w:t>
-      </w:r>
-    </w:p>
-    <w:p>
-      <w:pPr>
-        <w:keepNext/>
-        <w:tabs>
-          <w:tab w:pos="10080" w:val="right"/>
-        </w:tabs>
-        <w:spacing w:before="0" w:after="60"/>
-      </w:pPr>
-      <w:r>
-        <w:rPr>
-          <w:rFonts w:ascii="Calibri" w:hAnsi="Calibri"/>
-          <w:b/>
-          <w:color w:val="718096"/>
-          <w:sz w:val="19"/>
-        </w:rPr>
-        <w:t>AcadExpub</w:t>
+        <w:t>Ink and Armor</w:t>
       </w:r>
       <w:r>
         <w:tab/>
@@ -540,7 +430,7 @@
           <w:color w:val="2D3748"/>
           <w:sz w:val="18"/>
         </w:rPr>
-        <w:t>Next.js, TypeScript, Tailwind CSS, shadcn/ui, Firebase (Auth, Firestore, Storage)</w:t>
+        <w:t>Figma, Photoshop, Illustrator, WordPress, Web Design, Brand Design</w:t>
       </w:r>
     </w:p>
     <w:p>
@@ -554,7 +444,7 @@
           <w:rFonts w:ascii="Calibri" w:hAnsi="Calibri"/>
           <w:sz w:val="19"/>
         </w:rPr>
-        <w:t>Engineered and deployed a high-performance academic publishing and peer-distribution platform, centralizing educational material sharing.</w:t>
+        <w:t>Designed brand and marketing materials including logos, flyers, and social media graphics for a creative writing agency.</w:t>
       </w:r>
     </w:p>
     <w:p>
@@ -568,7 +458,7 @@
           <w:rFonts w:ascii="Calibri" w:hAnsi="Calibri"/>
           <w:sz w:val="19"/>
         </w:rPr>
-        <w:t>Architected a secure, multi-role authentication flow utilizing Firebase custom claims and Next.js middleware guards, enforcing absolute isolation between Student and Educator dashboard portals.</w:t>
+        <w:t>Currently developing the company website to establish a cohesive online presence for the agency.</w:t>
       </w:r>
     </w:p>
     <w:p>
@@ -582,7 +472,7 @@
           <w:rFonts w:ascii="Calibri" w:hAnsi="Calibri"/>
           <w:sz w:val="19"/>
         </w:rPr>
-        <w:t>Developed an optimized document upload and distribution pipeline with Firebase Storage and Cloud Firestore, incorporating drag-and-drop uploads, chunked transfer validation, and cryptographic tokenized secure access links.</w:t>
+        <w:t>Collaborated directly with the founder to translate brand vision into visual and web deliverables.</w:t>
       </w:r>
     </w:p>
     <w:p>
@@ -596,21 +486,7 @@
           <w:rFonts w:ascii="Calibri" w:hAnsi="Calibri"/>
           <w:sz w:val="19"/>
         </w:rPr>
-        <w:t>Designed a custom, interactive reference viewer and searchable archives catalog using React and shadcn/ui, offering educators instant material control.</w:t>
-      </w:r>
-    </w:p>
-    <w:p>
-      <w:pPr>
-        <w:pStyle w:val="ListBullet"/>
-        <w:spacing w:after="50" w:line="276" w:lineRule="auto"/>
-        <w:ind w:left="432"/>
-      </w:pPr>
-      <w:r>
-        <w:rPr>
-          <w:rFonts w:ascii="Calibri" w:hAnsi="Calibri"/>
-          <w:sz w:val="19"/>
-        </w:rPr>
-        <w:t>Fine-tuned Next.js App Router data-fetching methods and client-side caching, resulting in a 35% reduction in page load latency and seamless 60fps UI transitions.</w:t>
+        <w:t>Handled end-to-end creative production across print and digital formats using Figma, Photoshop, and Illustrator.</w:t>
       </w:r>
     </w:p>
     <w:p>
@@ -628,11 +504,135 @@
           <w:color w:val="1A365D"/>
           <w:sz w:val="21"/>
         </w:rPr>
-        <w:t>Contract Fullstack Engineer</w:t>
+        <w:t>Frontend Engineer Intern</w:t>
       </w:r>
       <w:r>
         <w:tab/>
-        <w:t>June 2023 – Present</w:t>
+        <w:t>January 2025 – May 2025</w:t>
+      </w:r>
+    </w:p>
+    <w:p>
+      <w:pPr>
+        <w:keepNext/>
+        <w:tabs>
+          <w:tab w:pos="10080" w:val="right"/>
+        </w:tabs>
+        <w:spacing w:before="0" w:after="60"/>
+      </w:pPr>
+      <w:r>
+        <w:rPr>
+          <w:rFonts w:ascii="Calibri" w:hAnsi="Calibri"/>
+          <w:b/>
+          <w:color w:val="718096"/>
+          <w:sz w:val="19"/>
+        </w:rPr>
+        <w:t>Tech Beavers</w:t>
+      </w:r>
+      <w:r>
+        <w:tab/>
+        <w:t>Abuja, Nigeria</w:t>
+      </w:r>
+    </w:p>
+    <w:p>
+      <w:pPr>
+        <w:spacing w:after="80"/>
+        <w:ind w:left="216"/>
+      </w:pPr>
+      <w:r>
+        <w:rPr>
+          <w:rFonts w:ascii="Calibri" w:hAnsi="Calibri"/>
+          <w:b/>
+          <w:i/>
+          <w:sz w:val="18"/>
+        </w:rPr>
+        <w:t xml:space="preserve">Technologies Utilized: </w:t>
+      </w:r>
+      <w:r>
+        <w:rPr>
+          <w:rFonts w:ascii="Calibri" w:hAnsi="Calibri"/>
+          <w:i/>
+          <w:color w:val="2D3748"/>
+          <w:sz w:val="18"/>
+        </w:rPr>
+        <w:t>React, Next.js, HTML, CSS, JavaScript, Git, GitHub</w:t>
+      </w:r>
+    </w:p>
+    <w:p>
+      <w:pPr>
+        <w:pStyle w:val="ListBullet"/>
+        <w:spacing w:after="50" w:line="276" w:lineRule="auto"/>
+        <w:ind w:left="432"/>
+      </w:pPr>
+      <w:r>
+        <w:rPr>
+          <w:rFonts w:ascii="Calibri" w:hAnsi="Calibri"/>
+          <w:sz w:val="19"/>
+        </w:rPr>
+        <w:t>Built and maintained frontend interfaces using React and Next.js, contributing to live product features across the internship period.</w:t>
+      </w:r>
+    </w:p>
+    <w:p>
+      <w:pPr>
+        <w:pStyle w:val="ListBullet"/>
+        <w:spacing w:after="50" w:line="276" w:lineRule="auto"/>
+        <w:ind w:left="432"/>
+      </w:pPr>
+      <w:r>
+        <w:rPr>
+          <w:rFonts w:ascii="Calibri" w:hAnsi="Calibri"/>
+          <w:sz w:val="19"/>
+        </w:rPr>
+        <w:t>Collaborated with a development team on sprint-based workflows, gaining hands-on experience with real codebase collaboration.</w:t>
+      </w:r>
+    </w:p>
+    <w:p>
+      <w:pPr>
+        <w:pStyle w:val="ListBullet"/>
+        <w:spacing w:after="50" w:line="276" w:lineRule="auto"/>
+        <w:ind w:left="432"/>
+      </w:pPr>
+      <w:r>
+        <w:rPr>
+          <w:rFonts w:ascii="Calibri" w:hAnsi="Calibri"/>
+          <w:sz w:val="19"/>
+        </w:rPr>
+        <w:t>Translated UI/UX designs into responsive, accessible components using HTML, CSS, and JavaScript.</w:t>
+      </w:r>
+    </w:p>
+    <w:p>
+      <w:pPr>
+        <w:pStyle w:val="ListBullet"/>
+        <w:spacing w:after="50" w:line="276" w:lineRule="auto"/>
+        <w:ind w:left="432"/>
+      </w:pPr>
+      <w:r>
+        <w:rPr>
+          <w:rFonts w:ascii="Calibri" w:hAnsi="Calibri"/>
+          <w:sz w:val="19"/>
+        </w:rPr>
+        <w:t>Received mentorship in professional frontend development practices and delivered assigned features within deadlines.</w:t>
+      </w:r>
+    </w:p>
+    <w:p>
+      <w:pPr>
+        <w:keepNext/>
+        <w:tabs>
+          <w:tab w:pos="10080" w:val="right"/>
+        </w:tabs>
+        <w:spacing w:before="120" w:after="20"/>
+      </w:pPr>
+      <w:r>
+        <w:rPr>
+          <w:rFonts w:ascii="Calibri" w:hAnsi="Calibri"/>
+          <w:b/>
+          <w:color w:val="1A365D"/>
+          <w:sz w:val="21"/>
+        </w:rPr>
+        <w:t>Fullstack Developer &amp; Automation Specialist (Fiverr &amp; Direct Clients)</w:t>
+      </w:r>
+      <w:r>
+        <w:tab/>
+        <w:t>2023 – Present</w:t>
       </w:r>
     </w:p>
     <w:p>
@@ -678,7 +678,7 @@
           <w:color w:val="2D3748"/>
           <w:sz w:val="18"/>
         </w:rPr>
-        <w:t>Next.js, React Native, Expo, Node.js, Express.js, Firebase, n8n, GoHighLevel, Figma</w:t>
+        <w:t>Next.js, React Native, Node.js, WordPress, Wix, GoHighLevel, n8n, Zapier</w:t>
       </w:r>
     </w:p>
     <w:p>
@@ -692,7 +692,7 @@
           <w:rFonts w:ascii="Calibri" w:hAnsi="Calibri"/>
           <w:sz w:val="19"/>
         </w:rPr>
-        <w:t>Architect and deploy custom, production-grade web and mobile applications for international clients, utilizing Next.js, React Native, Node.js, and Supabase / Firebase architectures.</w:t>
+        <w:t>Delivered 15+ client projects across web development, CRM automation, and funnel design over 3 years of independent practice.</w:t>
       </w:r>
     </w:p>
     <w:p>
@@ -706,7 +706,7 @@
           <w:rFonts w:ascii="Calibri" w:hAnsi="Calibri"/>
           <w:sz w:val="19"/>
         </w:rPr>
-        <w:t>Design and construct complex AI-powered workflows and multi-branch automation pipelines using n8n, Zapier, and Python scripts, optimizing client workflow speed by up to 50%.</w:t>
+        <w:t>Designed and delivered custom websites for clients via Fiverr, covering landing pages, portfolios, and business sites using Next.js, WordPress, and Wix.</w:t>
       </w:r>
     </w:p>
     <w:p>
@@ -720,7 +720,7 @@
           <w:rFonts w:ascii="Calibri" w:hAnsi="Calibri"/>
           <w:sz w:val="19"/>
         </w:rPr>
-        <w:t>Orchestrate complete product lifecycles, covering user research, Figma wireframing, frontend development, relational database schemas, and GoHighLevel CRM integration.</w:t>
+        <w:t>Built lead capture and CRM automation pipelines using GoHighLevel, n8n, and Zapier — handling everything from funnel design to email/SMS qualification sequences.</w:t>
       </w:r>
     </w:p>
     <w:p>
@@ -734,7 +734,21 @@
           <w:rFonts w:ascii="Calibri" w:hAnsi="Calibri"/>
           <w:sz w:val="19"/>
         </w:rPr>
-        <w:t>Consult on SEO strategies, performance tuning, and high-converting marketing funnels to scale user acquisition and digital conversions.</w:t>
+        <w:t>Designed and deployed sales funnels for clients, integrating lead generation flows with CRM tools and automated follow-up systems.</w:t>
+      </w:r>
+    </w:p>
+    <w:p>
+      <w:pPr>
+        <w:pStyle w:val="ListBullet"/>
+        <w:spacing w:after="50" w:line="276" w:lineRule="auto"/>
+        <w:ind w:left="432"/>
+      </w:pPr>
+      <w:r>
+        <w:rPr>
+          <w:rFonts w:ascii="Calibri" w:hAnsi="Calibri"/>
+          <w:sz w:val="19"/>
+        </w:rPr>
+        <w:t>Managed end-to-end client delivery independently — from scoping and design to handoff — across multiple concurrent projects.</w:t>
       </w:r>
     </w:p>
     <w:p>

--- a/public/Divine_Nnaji_CV.docx
+++ b/public/Divine_Nnaji_CV.docx
@@ -11,232 +11,203 @@
         <w:rPr>
           <w:rFonts w:ascii="Calibri" w:hAnsi="Calibri"/>
           <w:b/>
-          <w:color w:val="1A365D"/>
-          <w:sz w:val="36"/>
+          <w:color w:val="0A0F1E"/>
+          <w:sz w:val="40"/>
         </w:rPr>
         <w:t>DIVINE CHIBUEZE NNAJI (NAVIE)</w:t>
       </w:r>
     </w:p>
     <w:p>
       <w:pPr>
-        <w:spacing w:after="80"/>
+        <w:spacing w:after="120"/>
         <w:jc w:val="center"/>
       </w:pPr>
       <w:r>
         <w:rPr>
           <w:rFonts w:ascii="Calibri" w:hAnsi="Calibri"/>
           <w:b/>
-          <w:color w:val="718096"/>
-          <w:sz w:val="22"/>
+          <w:color w:val="00AB84"/>
+          <w:sz w:val="24"/>
         </w:rPr>
-        <w:t>Fullstack Software Engineer &amp; AI Systems Developer</w:t>
+        <w:t>Fullstack Software Engineer &amp; AI Builder</w:t>
       </w:r>
     </w:p>
     <w:p>
       <w:pPr>
-        <w:spacing w:after="300"/>
+        <w:spacing w:after="240"/>
         <w:jc w:val="center"/>
       </w:pPr>
       <w:r>
         <w:rPr>
           <w:rFonts w:ascii="Calibri" w:hAnsi="Calibri"/>
-          <w:color w:val="2D3748"/>
-          <w:sz w:val="18"/>
+          <w:color w:val="718096"/>
+          <w:sz w:val="19"/>
         </w:rPr>
-        <w:t>Email: dnnaji26@gmail.com  |  Phone: +234 810 689 0380  |  GitHub: github.com/D33yan  |  LinkedIn: linkedin.com/in/divine-nnaji-23b771393  |  Portfolio: divinethe.dev</w:t>
+        <w:t>Abuja, Nigeria  |  dnnaji26@gmail.com  |  08106890380</w:t>
+        <w:br/>
+        <w:t>GitHub: github.com/D33yan  |  LinkedIn: linkedin.com/in/divine-nnaji-23b771393</w:t>
       </w:r>
     </w:p>
     <w:p>
       <w:pPr>
         <w:keepNext/>
-        <w:spacing w:before="280" w:after="120"/>
-        <w:pBdr>
-          <w:bottom w:val="single" w:sz="8" w:space="6" w:color="1A365D"/>
-        </w:pBdr>
+        <w:spacing w:before="240" w:after="80"/>
       </w:pPr>
       <w:r>
         <w:rPr>
           <w:rFonts w:ascii="Calibri" w:hAnsi="Calibri"/>
           <w:b/>
-          <w:color w:val="1A365D"/>
-          <w:sz w:val="24"/>
+          <w:color w:val="0A0F1E"/>
+          <w:sz w:val="23"/>
         </w:rPr>
         <w:t>PROFESSIONAL SUMMARY</w:t>
       </w:r>
     </w:p>
     <w:p>
+      <w:pPr>
+        <w:spacing w:after="160" w:line="276" w:lineRule="auto"/>
+      </w:pPr>
       <w:r>
         <w:rPr>
-          <w:rFonts w:ascii="Calibri" w:hAnsi="Calibri"/>
           <w:sz w:val="20"/>
         </w:rPr>
-        <w:t>Dynamic, results-driven Fullstack Software Engineer and AI Builder with 3 years of hands-on experience delivering high-performance web applications, native mobile experiences, and advanced workflow automation pipelines. Adept at bridging the gap between complex mathematical systems and sterile, responsive UI/UX designs. Expertly leverages Next.js, React Native, Supabase, Express.js, n8n, and Python to automate operations, reduce system latency, and engineer premium consumer products.</w:t>
+        <w:t>Creative, detail-oriented Fullstack Software Engineer and AI Builder with 3 years of hands-on experience delivering high-performance web applications, mobile architectures, automated CRM pipelines, and client-side machine learning simulators. Expert in establishing zero-leak onboarding workflows, low-latency device sensor integrations, and fluid user interfaces with a strong commitment to UI/UX excellence.</w:t>
       </w:r>
     </w:p>
     <w:p>
       <w:pPr>
         <w:keepNext/>
-        <w:spacing w:before="280" w:after="120"/>
-        <w:pBdr>
-          <w:bottom w:val="single" w:sz="8" w:space="6" w:color="1A365D"/>
-        </w:pBdr>
+        <w:spacing w:before="240" w:after="80"/>
       </w:pPr>
       <w:r>
         <w:rPr>
           <w:rFonts w:ascii="Calibri" w:hAnsi="Calibri"/>
           <w:b/>
-          <w:color w:val="1A365D"/>
-          <w:sz w:val="24"/>
+          <w:color w:val="0A0F1E"/>
+          <w:sz w:val="23"/>
         </w:rPr>
         <w:t>TECHNICAL SKILLS</w:t>
       </w:r>
     </w:p>
     <w:p>
       <w:pPr>
-        <w:spacing w:after="60"/>
-        <w:ind w:left="216"/>
+        <w:spacing w:after="30"/>
+      </w:pPr>
+      <w:r>
+        <w:rPr>
+          <w:b/>
+          <w:sz w:val="19"/>
+        </w:rPr>
+        <w:t xml:space="preserve">•  Languages: </w:t>
+      </w:r>
+      <w:r>
+        <w:rPr>
+          <w:sz w:val="19"/>
+        </w:rPr>
+        <w:t>TypeScript, JavaScript, Python, PHP, HTML/CSS</w:t>
+      </w:r>
+    </w:p>
+    <w:p>
+      <w:pPr>
+        <w:spacing w:after="30"/>
+      </w:pPr>
+      <w:r>
+        <w:rPr>
+          <w:b/>
+          <w:sz w:val="19"/>
+        </w:rPr>
+        <w:t xml:space="preserve">•  Frontend: </w:t>
+      </w:r>
+      <w:r>
+        <w:rPr>
+          <w:sz w:val="19"/>
+        </w:rPr>
+        <w:t>Next.js 15 (App Router), React Native, React, Tailwind CSS, shadcn/ui, Framer Motion, PWAs</w:t>
+      </w:r>
+    </w:p>
+    <w:p>
+      <w:pPr>
+        <w:spacing w:after="30"/>
+      </w:pPr>
+      <w:r>
+        <w:rPr>
+          <w:b/>
+          <w:sz w:val="19"/>
+        </w:rPr>
+        <w:t xml:space="preserve">•  Backend &amp; Databases: </w:t>
+      </w:r>
+      <w:r>
+        <w:rPr>
+          <w:sz w:val="19"/>
+        </w:rPr>
+        <w:t>Node.js, Express.js, Laravel, Supabase, Firebase, PostgreSQL</w:t>
+      </w:r>
+    </w:p>
+    <w:p>
+      <w:pPr>
+        <w:spacing w:after="30"/>
+      </w:pPr>
+      <w:r>
+        <w:rPr>
+          <w:b/>
+          <w:sz w:val="19"/>
+        </w:rPr>
+        <w:t xml:space="preserve">•  AI &amp; Machine Learning: </w:t>
+      </w:r>
+      <w:r>
+        <w:rPr>
+          <w:sz w:val="19"/>
+        </w:rPr>
+        <w:t>TensorFlow, Scikit-learn, NumPy, Pandas, Matplotlib, Data Preprocessing</w:t>
+      </w:r>
+    </w:p>
+    <w:p>
+      <w:pPr>
+        <w:spacing w:after="30"/>
+      </w:pPr>
+      <w:r>
+        <w:rPr>
+          <w:b/>
+          <w:sz w:val="19"/>
+        </w:rPr>
+        <w:t xml:space="preserve">•  Automation &amp; APIs: </w:t>
+      </w:r>
+      <w:r>
+        <w:rPr>
+          <w:sz w:val="19"/>
+        </w:rPr>
+        <w:t>n8n, HubSpot CRM, Telegram API, JSON Webhooks, OAuth2, Zapier, Make.com</w:t>
+      </w:r>
+    </w:p>
+    <w:p>
+      <w:pPr>
+        <w:spacing w:after="30"/>
+      </w:pPr>
+      <w:r>
+        <w:rPr>
+          <w:b/>
+          <w:sz w:val="19"/>
+        </w:rPr>
+        <w:t xml:space="preserve">•  Design &amp; Visuals: </w:t>
+      </w:r>
+      <w:r>
+        <w:rPr>
+          <w:sz w:val="19"/>
+        </w:rPr>
+        <w:t>Figma, Photoshop, Illustrator, Brand &amp; UI Design</w:t>
+      </w:r>
+    </w:p>
+    <w:p>
+      <w:pPr>
+        <w:keepNext/>
+        <w:spacing w:before="240" w:after="80"/>
       </w:pPr>
       <w:r>
         <w:rPr>
           <w:rFonts w:ascii="Calibri" w:hAnsi="Calibri"/>
           <w:b/>
-          <w:color w:val="1A365D"/>
-          <w:sz w:val="19"/>
-        </w:rPr>
-        <w:t xml:space="preserve">Languages: </w:t>
-      </w:r>
-      <w:r>
-        <w:rPr>
-          <w:rFonts w:ascii="Calibri" w:hAnsi="Calibri"/>
-          <w:sz w:val="19"/>
-        </w:rPr>
-        <w:t>JavaScript (ES6+), TypeScript, Python, PHP, HTML5, CSS3, SQL</w:t>
-      </w:r>
-    </w:p>
-    <w:p>
-      <w:pPr>
-        <w:spacing w:after="60"/>
-        <w:ind w:left="216"/>
-      </w:pPr>
-      <w:r>
-        <w:rPr>
-          <w:rFonts w:ascii="Calibri" w:hAnsi="Calibri"/>
-          <w:b/>
-          <w:color w:val="1A365D"/>
-          <w:sz w:val="19"/>
-        </w:rPr>
-        <w:t xml:space="preserve">Frontend &amp; Mobile: </w:t>
-      </w:r>
-      <w:r>
-        <w:rPr>
-          <w:rFonts w:ascii="Calibri" w:hAnsi="Calibri"/>
-          <w:sz w:val="19"/>
-        </w:rPr>
-        <w:t>React Native, Expo, Next.js (App Router), React.js, Tailwind CSS, shadcn/ui, Figma</w:t>
-      </w:r>
-    </w:p>
-    <w:p>
-      <w:pPr>
-        <w:spacing w:after="60"/>
-        <w:ind w:left="216"/>
-      </w:pPr>
-      <w:r>
-        <w:rPr>
-          <w:rFonts w:ascii="Calibri" w:hAnsi="Calibri"/>
-          <w:b/>
-          <w:color w:val="1A365D"/>
-          <w:sz w:val="19"/>
-        </w:rPr>
-        <w:t xml:space="preserve">Backend &amp; Database: </w:t>
-      </w:r>
-      <w:r>
-        <w:rPr>
-          <w:rFonts w:ascii="Calibri" w:hAnsi="Calibri"/>
-          <w:sz w:val="19"/>
-        </w:rPr>
-        <w:t>Node.js, Express.js, Supabase, PostgreSQL, Laravel, Firebase, Firestore, REST APIs, WebSockets</w:t>
-      </w:r>
-    </w:p>
-    <w:p>
-      <w:pPr>
-        <w:spacing w:after="60"/>
-        <w:ind w:left="216"/>
-      </w:pPr>
-      <w:r>
-        <w:rPr>
-          <w:rFonts w:ascii="Calibri" w:hAnsi="Calibri"/>
-          <w:b/>
-          <w:color w:val="1A365D"/>
-          <w:sz w:val="19"/>
-        </w:rPr>
-        <w:t xml:space="preserve">AI, ML &amp; Data Science: </w:t>
-      </w:r>
-      <w:r>
-        <w:rPr>
-          <w:rFonts w:ascii="Calibri" w:hAnsi="Calibri"/>
-          <w:sz w:val="19"/>
-        </w:rPr>
-        <w:t>Scikit-learn, NumPy, Matplotlib, Exploratory Data Analysis (EDA), Data Preprocessing &amp; Modeling</w:t>
-      </w:r>
-    </w:p>
-    <w:p>
-      <w:pPr>
-        <w:spacing w:after="60"/>
-        <w:ind w:left="216"/>
-      </w:pPr>
-      <w:r>
-        <w:rPr>
-          <w:rFonts w:ascii="Calibri" w:hAnsi="Calibri"/>
-          <w:b/>
-          <w:color w:val="1A365D"/>
-          <w:sz w:val="19"/>
-        </w:rPr>
-        <w:t xml:space="preserve">Automation &amp; CRM: </w:t>
-      </w:r>
-      <w:r>
-        <w:rPr>
-          <w:rFonts w:ascii="Calibri" w:hAnsi="Calibri"/>
-          <w:sz w:val="19"/>
-        </w:rPr>
-        <w:t>n8n, Zapier, Make.com, GoHighLevel CRM, Webhook Listeners, Automation Funnels</w:t>
-      </w:r>
-    </w:p>
-    <w:p>
-      <w:pPr>
-        <w:spacing w:after="60"/>
-        <w:ind w:left="216"/>
-      </w:pPr>
-      <w:r>
-        <w:rPr>
-          <w:rFonts w:ascii="Calibri" w:hAnsi="Calibri"/>
-          <w:b/>
-          <w:color w:val="1A365D"/>
-          <w:sz w:val="19"/>
-        </w:rPr>
-        <w:t xml:space="preserve">Platforms &amp; DevOps: </w:t>
-      </w:r>
-      <w:r>
-        <w:rPr>
-          <w:rFonts w:ascii="Calibri" w:hAnsi="Calibri"/>
-          <w:sz w:val="19"/>
-        </w:rPr>
-        <w:t>Git, GitHub, CI/CD pipelines, WordPress, Wix, Vercel, Brevo, Linux Systems</w:t>
-      </w:r>
-    </w:p>
-    <w:p>
-      <w:pPr>
-        <w:keepNext/>
-        <w:spacing w:before="280" w:after="120"/>
-        <w:pBdr>
-          <w:bottom w:val="single" w:sz="8" w:space="6" w:color="1A365D"/>
-        </w:pBdr>
-      </w:pPr>
-      <w:r>
-        <w:rPr>
-          <w:rFonts w:ascii="Calibri" w:hAnsi="Calibri"/>
-          <w:b/>
-          <w:color w:val="1A365D"/>
-          <w:sz w:val="24"/>
+          <w:color w:val="0A0F1E"/>
+          <w:sz w:val="23"/>
         </w:rPr>
         <w:t>PROFESSIONAL EXPERIENCE</w:t>
       </w:r>
@@ -244,826 +215,576 @@
     <w:p>
       <w:pPr>
         <w:keepNext/>
-        <w:tabs>
-          <w:tab w:pos="10080" w:val="right"/>
-        </w:tabs>
-        <w:spacing w:before="120" w:after="20"/>
+        <w:spacing w:before="80" w:after="20"/>
+      </w:pPr>
+      <w:r>
+        <w:rPr>
+          <w:b/>
+          <w:sz w:val="21"/>
+        </w:rPr>
+        <w:t>Data Scientist &amp; AI Engineer</w:t>
+      </w:r>
+      <w:r>
+        <w:rPr>
+          <w:b/>
+          <w:color w:val="00AB84"/>
+        </w:rPr>
+        <w:t xml:space="preserve">  |  NASRDA (National Space Research &amp; Development Agency)</w:t>
+      </w:r>
+    </w:p>
+    <w:p>
+      <w:pPr>
+        <w:spacing w:after="60"/>
+      </w:pPr>
+      <w:r>
+        <w:rPr>
+          <w:i/>
+          <w:color w:val="718096"/>
+          <w:sz w:val="18"/>
+        </w:rPr>
+        <w:t>April 2026 – Present   ·   Abuja, Nigeria</w:t>
+      </w:r>
+    </w:p>
+    <w:p>
+      <w:pPr>
+        <w:spacing w:after="80"/>
+      </w:pPr>
+      <w:r>
+        <w:rPr>
+          <w:b/>
+          <w:i/>
+          <w:color w:val="4A5568"/>
+          <w:sz w:val="18"/>
+        </w:rPr>
+        <w:t>Technologies Showcased: Python, NumPy, Matplotlib, Pandas, Data Science, Machine Learning</w:t>
+      </w:r>
+    </w:p>
+    <w:p>
+      <w:pPr>
+        <w:pStyle w:val="ListBullet"/>
+        <w:spacing w:after="40" w:line="276" w:lineRule="auto"/>
+      </w:pPr>
+      <w:r>
+        <w:rPr>
+          <w:sz w:val="19"/>
+        </w:rPr>
+        <w:t>Cleaned and preprocessed large-scale datasets using Python, NumPy, and Pandas to secure data integrity for modeling pipelines.</w:t>
+      </w:r>
+    </w:p>
+    <w:p>
+      <w:pPr>
+        <w:pStyle w:val="ListBullet"/>
+        <w:spacing w:after="40" w:line="276" w:lineRule="auto"/>
+      </w:pPr>
+      <w:r>
+        <w:rPr>
+          <w:sz w:val="19"/>
+        </w:rPr>
+        <w:t>Conducted exploratory data analysis (EDA) using Matplotlib and NumPy to extract key patterns and guide model design.</w:t>
+      </w:r>
+    </w:p>
+    <w:p>
+      <w:pPr>
+        <w:pStyle w:val="ListBullet"/>
+        <w:spacing w:after="40" w:line="276" w:lineRule="auto"/>
+      </w:pPr>
+      <w:r>
+        <w:rPr>
+          <w:sz w:val="19"/>
+        </w:rPr>
+        <w:t>Built and evaluated machine learning models, supporting key AI integrations across internal agency workflows.</w:t>
+      </w:r>
+    </w:p>
+    <w:p>
+      <w:pPr>
+        <w:pStyle w:val="ListBullet"/>
+        <w:spacing w:after="40" w:line="276" w:lineRule="auto"/>
+      </w:pPr>
+      <w:r>
+        <w:rPr>
+          <w:sz w:val="19"/>
+        </w:rPr>
+        <w:t>Collaborated across data science, embedded systems, and networking domains in an active aerospace research setting.</w:t>
+      </w:r>
+    </w:p>
+    <w:p>
+      <w:pPr>
+        <w:keepNext/>
+        <w:spacing w:before="80" w:after="20"/>
+      </w:pPr>
+      <w:r>
+        <w:rPr>
+          <w:b/>
+          <w:sz w:val="21"/>
+        </w:rPr>
+        <w:t>Graphic Designer &amp; Web Developer</w:t>
+      </w:r>
+      <w:r>
+        <w:rPr>
+          <w:b/>
+          <w:color w:val="00AB84"/>
+        </w:rPr>
+        <w:t xml:space="preserve">  |  Ink and Armor</w:t>
+      </w:r>
+    </w:p>
+    <w:p>
+      <w:pPr>
+        <w:spacing w:after="60"/>
+      </w:pPr>
+      <w:r>
+        <w:rPr>
+          <w:i/>
+          <w:color w:val="718096"/>
+          <w:sz w:val="18"/>
+        </w:rPr>
+        <w:t>2026 – Present   ·   Abuja, Nigeria</w:t>
+      </w:r>
+    </w:p>
+    <w:p>
+      <w:pPr>
+        <w:spacing w:after="80"/>
+      </w:pPr>
+      <w:r>
+        <w:rPr>
+          <w:b/>
+          <w:i/>
+          <w:color w:val="4A5568"/>
+          <w:sz w:val="18"/>
+        </w:rPr>
+        <w:t>Technologies Showcased: Figma, Photoshop, Illustrator, WordPress, Web Design, Brand Design</w:t>
+      </w:r>
+    </w:p>
+    <w:p>
+      <w:pPr>
+        <w:pStyle w:val="ListBullet"/>
+        <w:spacing w:after="40" w:line="276" w:lineRule="auto"/>
+      </w:pPr>
+      <w:r>
+        <w:rPr>
+          <w:sz w:val="19"/>
+        </w:rPr>
+        <w:t>Crafted core branding elements including logos, flyers, and promotional materials using Figma, Photoshop, and Illustrator.</w:t>
+      </w:r>
+    </w:p>
+    <w:p>
+      <w:pPr>
+        <w:pStyle w:val="ListBullet"/>
+        <w:spacing w:after="40" w:line="276" w:lineRule="auto"/>
+      </w:pPr>
+      <w:r>
+        <w:rPr>
+          <w:sz w:val="19"/>
+        </w:rPr>
+        <w:t>Developing the agency's primary website to establish a cohesive, premium online brand presence.</w:t>
+      </w:r>
+    </w:p>
+    <w:p>
+      <w:pPr>
+        <w:pStyle w:val="ListBullet"/>
+        <w:spacing w:after="40" w:line="276" w:lineRule="auto"/>
+      </w:pPr>
+      <w:r>
+        <w:rPr>
+          <w:sz w:val="19"/>
+        </w:rPr>
+        <w:t>Partnered closely with the founder to translate creative copy into responsive web structures and visual assets.</w:t>
+      </w:r>
+    </w:p>
+    <w:p>
+      <w:pPr>
+        <w:pStyle w:val="ListBullet"/>
+        <w:spacing w:after="40" w:line="276" w:lineRule="auto"/>
+      </w:pPr>
+      <w:r>
+        <w:rPr>
+          <w:sz w:val="19"/>
+        </w:rPr>
+        <w:t>Managed end-to-end creative cycles for digital and physical print deliverables.</w:t>
+      </w:r>
+    </w:p>
+    <w:p>
+      <w:pPr>
+        <w:keepNext/>
+        <w:spacing w:before="80" w:after="20"/>
+      </w:pPr>
+      <w:r>
+        <w:rPr>
+          <w:b/>
+          <w:sz w:val="21"/>
+        </w:rPr>
+        <w:t>Frontend Engineer Intern</w:t>
+      </w:r>
+      <w:r>
+        <w:rPr>
+          <w:b/>
+          <w:color w:val="00AB84"/>
+        </w:rPr>
+        <w:t xml:space="preserve">  |  Tech Beavers</w:t>
+      </w:r>
+    </w:p>
+    <w:p>
+      <w:pPr>
+        <w:spacing w:after="60"/>
+      </w:pPr>
+      <w:r>
+        <w:rPr>
+          <w:i/>
+          <w:color w:val="718096"/>
+          <w:sz w:val="18"/>
+        </w:rPr>
+        <w:t>January 2025 – May 12, 2025   ·   Abuja, Nigeria</w:t>
+      </w:r>
+    </w:p>
+    <w:p>
+      <w:pPr>
+        <w:spacing w:after="80"/>
+      </w:pPr>
+      <w:r>
+        <w:rPr>
+          <w:b/>
+          <w:i/>
+          <w:color w:val="4A5568"/>
+          <w:sz w:val="18"/>
+        </w:rPr>
+        <w:t>Technologies Showcased: React, Next.js, HTML, CSS, JavaScript</w:t>
+      </w:r>
+    </w:p>
+    <w:p>
+      <w:pPr>
+        <w:pStyle w:val="ListBullet"/>
+        <w:spacing w:after="40" w:line="276" w:lineRule="auto"/>
+      </w:pPr>
+      <w:r>
+        <w:rPr>
+          <w:sz w:val="19"/>
+        </w:rPr>
+        <w:t>Built and maintained production frontends using React and Next.js, optimizing component load times.</w:t>
+      </w:r>
+    </w:p>
+    <w:p>
+      <w:pPr>
+        <w:pStyle w:val="ListBullet"/>
+        <w:spacing w:after="40" w:line="276" w:lineRule="auto"/>
+      </w:pPr>
+      <w:r>
+        <w:rPr>
+          <w:sz w:val="19"/>
+        </w:rPr>
+        <w:t>Collaborated within agile development teams, participating in sprint planning and daily standups.</w:t>
+      </w:r>
+    </w:p>
+    <w:p>
+      <w:pPr>
+        <w:pStyle w:val="ListBullet"/>
+        <w:spacing w:after="40" w:line="276" w:lineRule="auto"/>
+      </w:pPr>
+      <w:r>
+        <w:rPr>
+          <w:sz w:val="19"/>
+        </w:rPr>
+        <w:t>Translated high-fidelity Figma designs into responsive, accessible, and semantic layout components.</w:t>
+      </w:r>
+    </w:p>
+    <w:p>
+      <w:pPr>
+        <w:pStyle w:val="ListBullet"/>
+        <w:spacing w:after="40" w:line="276" w:lineRule="auto"/>
+      </w:pPr>
+      <w:r>
+        <w:rPr>
+          <w:sz w:val="19"/>
+        </w:rPr>
+        <w:t>Standardized cross-browser compatibility and responsive grids utilizing modern CSS models.</w:t>
+      </w:r>
+    </w:p>
+    <w:p>
+      <w:pPr>
+        <w:keepNext/>
+        <w:spacing w:before="80" w:after="20"/>
+      </w:pPr>
+      <w:r>
+        <w:rPr>
+          <w:b/>
+          <w:sz w:val="21"/>
+        </w:rPr>
+        <w:t>Fullstack &amp; Automation Freelancer</w:t>
+      </w:r>
+      <w:r>
+        <w:rPr>
+          <w:b/>
+          <w:color w:val="00AB84"/>
+        </w:rPr>
+        <w:t xml:space="preserve">  |  Fiverr / Contracts</w:t>
+      </w:r>
+    </w:p>
+    <w:p>
+      <w:pPr>
+        <w:spacing w:after="60"/>
+      </w:pPr>
+      <w:r>
+        <w:rPr>
+          <w:i/>
+          <w:color w:val="718096"/>
+          <w:sz w:val="18"/>
+        </w:rPr>
+        <w:t>2023 – Present   ·   Remote</w:t>
+      </w:r>
+    </w:p>
+    <w:p>
+      <w:pPr>
+        <w:spacing w:after="80"/>
+      </w:pPr>
+      <w:r>
+        <w:rPr>
+          <w:b/>
+          <w:i/>
+          <w:color w:val="4A5568"/>
+          <w:sz w:val="18"/>
+        </w:rPr>
+        <w:t>Technologies Showcased: Next.js, WordPress, Wix, GoHighLevel, n8n, Zapier</w:t>
+      </w:r>
+    </w:p>
+    <w:p>
+      <w:pPr>
+        <w:pStyle w:val="ListBullet"/>
+        <w:spacing w:after="40" w:line="276" w:lineRule="auto"/>
+      </w:pPr>
+      <w:r>
+        <w:rPr>
+          <w:sz w:val="19"/>
+        </w:rPr>
+        <w:t>Successfully delivered 15+ complex client projects covering custom web architectures, automation pipelines, and conversion funnels.</w:t>
+      </w:r>
+    </w:p>
+    <w:p>
+      <w:pPr>
+        <w:pStyle w:val="ListBullet"/>
+        <w:spacing w:after="40" w:line="276" w:lineRule="auto"/>
+      </w:pPr>
+      <w:r>
+        <w:rPr>
+          <w:sz w:val="19"/>
+        </w:rPr>
+        <w:t>Engineered lead-generation funnels and zero-leak CRM integrations using GoHighLevel, n8n, and Zapier.</w:t>
+      </w:r>
+    </w:p>
+    <w:p>
+      <w:pPr>
+        <w:pStyle w:val="ListBullet"/>
+        <w:spacing w:after="40" w:line="276" w:lineRule="auto"/>
+      </w:pPr>
+      <w:r>
+        <w:rPr>
+          <w:sz w:val="19"/>
+        </w:rPr>
+        <w:t>Designed and launched responsive sites for international clients using custom code, WordPress, and Wix.</w:t>
+      </w:r>
+    </w:p>
+    <w:p>
+      <w:pPr>
+        <w:pStyle w:val="ListBullet"/>
+        <w:spacing w:after="40" w:line="276" w:lineRule="auto"/>
+      </w:pPr>
+      <w:r>
+        <w:rPr>
+          <w:sz w:val="19"/>
+        </w:rPr>
+        <w:t>Managed end-to-end client delivery independently, taking projects from initial wireframe to final production deploy.</w:t>
+      </w:r>
+    </w:p>
+    <w:p>
+      <w:pPr>
+        <w:keepNext/>
+        <w:spacing w:before="240" w:after="80"/>
       </w:pPr>
       <w:r>
         <w:rPr>
           <w:rFonts w:ascii="Calibri" w:hAnsi="Calibri"/>
           <w:b/>
-          <w:color w:val="1A365D"/>
-          <w:sz w:val="21"/>
+          <w:color w:val="0A0F1E"/>
+          <w:sz w:val="23"/>
         </w:rPr>
-        <w:t>Data Scientist &amp; AI Engineer</w:t>
+        <w:t>EDUCATION</w:t>
+      </w:r>
+    </w:p>
+    <w:p>
+      <w:pPr>
+        <w:spacing w:after="40"/>
+      </w:pPr>
+      <w:r>
+        <w:rPr>
+          <w:b/>
+          <w:sz w:val="20"/>
+        </w:rPr>
+        <w:t>B.Sc. in Computer Science  |  University of Abuja</w:t>
       </w:r>
       <w:r>
-        <w:tab/>
-        <w:t>April 2026 – Present</w:t>
+        <w:rPr>
+          <w:color w:val="718096"/>
+          <w:sz w:val="18"/>
+        </w:rPr>
+        <w:t xml:space="preserve"> (2023 – Present)</w:t>
       </w:r>
     </w:p>
     <w:p>
       <w:pPr>
         <w:keepNext/>
-        <w:tabs>
-          <w:tab w:pos="10080" w:val="right"/>
-        </w:tabs>
-        <w:spacing w:before="0" w:after="60"/>
+        <w:spacing w:before="240" w:after="80"/>
       </w:pPr>
       <w:r>
         <w:rPr>
           <w:rFonts w:ascii="Calibri" w:hAnsi="Calibri"/>
           <w:b/>
-          <w:color w:val="718096"/>
+          <w:color w:val="0A0F1E"/>
+          <w:sz w:val="23"/>
+        </w:rPr>
+        <w:t>CERTIFICATIONS</w:t>
+      </w:r>
+    </w:p>
+    <w:p>
+      <w:pPr>
+        <w:spacing w:after="30"/>
+      </w:pPr>
+      <w:r>
+        <w:rPr>
           <w:sz w:val="19"/>
         </w:rPr>
-        <w:t>NASRDA (National Space Research and Development Agency)</w:t>
+        <w:t>•  App Development  ·  EarlyCode (July – Sept 2023)</w:t>
+      </w:r>
+    </w:p>
+    <w:p>
+      <w:pPr>
+        <w:spacing w:after="30"/>
+      </w:pPr>
+      <w:r>
+        <w:rPr>
+          <w:sz w:val="19"/>
+        </w:rPr>
+        <w:t>•  Fullstack Web Development  ·  EarlyCode (Oct 2022 – Feb 2023)</w:t>
+      </w:r>
+    </w:p>
+    <w:p>
+      <w:pPr>
+        <w:spacing w:after="30"/>
+      </w:pPr>
+      <w:r>
+        <w:rPr>
+          <w:sz w:val="19"/>
+        </w:rPr>
+        <w:t>•  Python Programming  ·  EarlyCode (May – June 2022)</w:t>
+      </w:r>
+    </w:p>
+    <w:p>
+      <w:pPr>
+        <w:keepNext/>
+        <w:spacing w:before="240" w:after="80"/>
+      </w:pPr>
+      <w:r>
+        <w:rPr>
+          <w:rFonts w:ascii="Calibri" w:hAnsi="Calibri"/>
+          <w:b/>
+          <w:color w:val="0A0F1E"/>
+          <w:sz w:val="23"/>
+        </w:rPr>
+        <w:t>REPRESENTATIVE PROJECTS</w:t>
+      </w:r>
+    </w:p>
+    <w:p>
+      <w:pPr>
+        <w:spacing w:before="80" w:after="20"/>
+      </w:pPr>
+      <w:r>
+        <w:rPr>
+          <w:b/>
+          <w:sz w:val="21"/>
+        </w:rPr>
+        <w:t>FitTrack PWA</w:t>
       </w:r>
       <w:r>
-        <w:tab/>
-        <w:t>Abuja, Nigeria</w:t>
+        <w:rPr>
+          <w:i/>
+          <w:color w:val="718096"/>
+          <w:sz w:val="18"/>
+        </w:rPr>
+        <w:t xml:space="preserve">  (Next.js 15, PWA, WebRTC, Workbox)</w:t>
       </w:r>
     </w:p>
     <w:p>
       <w:pPr>
         <w:spacing w:after="80"/>
-        <w:ind w:left="216"/>
       </w:pPr>
       <w:r>
         <w:rPr>
-          <w:rFonts w:ascii="Calibri" w:hAnsi="Calibri"/>
-          <w:b/>
-          <w:i/>
-          <w:sz w:val="18"/>
+          <w:sz w:val="19"/>
         </w:rPr>
-        <w:t xml:space="preserve">Technologies Utilized: </w:t>
-      </w:r>
-      <w:r>
-        <w:rPr>
-          <w:rFonts w:ascii="Calibri" w:hAnsi="Calibri"/>
-          <w:i/>
-          <w:color w:val="2D3748"/>
-          <w:sz w:val="18"/>
-        </w:rPr>
-        <w:t>Python, NumPy, Pandas, Matplotlib, Data Science, AI Integration</w:t>
+        <w:t>Offline-first Next.js 15 fitness suite featuring WebRTC live barcode scanning, accelerometer pedometer tracking, dynamic API caching, and HSL gradient dashboards.</w:t>
       </w:r>
     </w:p>
     <w:p>
       <w:pPr>
-        <w:pStyle w:val="ListBullet"/>
-        <w:spacing w:after="50" w:line="276" w:lineRule="auto"/>
-        <w:ind w:left="432"/>
+        <w:spacing w:before="80" w:after="20"/>
       </w:pPr>
       <w:r>
         <w:rPr>
-          <w:rFonts w:ascii="Calibri" w:hAnsi="Calibri"/>
-          <w:sz w:val="19"/>
+          <w:b/>
+          <w:sz w:val="21"/>
         </w:rPr>
-        <w:t>Cleaned and preprocessed datasets using Python, NumPy, and Pandas to ensure data integrity for modelling pipelines.</w:t>
+        <w:t>TyphoidGuard</w:t>
       </w:r>
-    </w:p>
-    <w:p>
-      <w:pPr>
-        <w:pStyle w:val="ListBullet"/>
-        <w:spacing w:after="50" w:line="276" w:lineRule="auto"/>
-        <w:ind w:left="432"/>
-      </w:pPr>
       <w:r>
         <w:rPr>
-          <w:rFonts w:ascii="Calibri" w:hAnsi="Calibri"/>
-          <w:sz w:val="19"/>
+          <w:i/>
+          <w:color w:val="718096"/>
+          <w:sz w:val="18"/>
         </w:rPr>
-        <w:t>Conducted exploratory data analysis (EDA) to surface patterns and inform model development decisions.</w:t>
-      </w:r>
-    </w:p>
-    <w:p>
-      <w:pPr>
-        <w:pStyle w:val="ListBullet"/>
-        <w:spacing w:after="50" w:line="276" w:lineRule="auto"/>
-        <w:ind w:left="432"/>
-      </w:pPr>
-      <w:r>
-        <w:rPr>
-          <w:rFonts w:ascii="Calibri" w:hAnsi="Calibri"/>
-          <w:sz w:val="19"/>
-        </w:rPr>
-        <w:t>Built and evaluated machine learning models, contributing to AI integration across internal research workflows.</w:t>
-      </w:r>
-    </w:p>
-    <w:p>
-      <w:pPr>
-        <w:pStyle w:val="ListBullet"/>
-        <w:spacing w:after="50" w:line="276" w:lineRule="auto"/>
-        <w:ind w:left="432"/>
-      </w:pPr>
-      <w:r>
-        <w:rPr>
-          <w:rFonts w:ascii="Calibri" w:hAnsi="Calibri"/>
-          <w:sz w:val="19"/>
-        </w:rPr>
-        <w:t>Worked across data science, embedded systems, and networking domains within a government research environment.</w:t>
-      </w:r>
-    </w:p>
-    <w:p>
-      <w:pPr>
-        <w:keepNext/>
-        <w:tabs>
-          <w:tab w:pos="10080" w:val="right"/>
-        </w:tabs>
-        <w:spacing w:before="120" w:after="20"/>
-      </w:pPr>
-      <w:r>
-        <w:rPr>
-          <w:rFonts w:ascii="Calibri" w:hAnsi="Calibri"/>
-          <w:b/>
-          <w:color w:val="1A365D"/>
-          <w:sz w:val="21"/>
-        </w:rPr>
-        <w:t>Graphic Designer &amp; Web Developer (Contract/Volunteer)</w:t>
-      </w:r>
-      <w:r>
-        <w:tab/>
-        <w:t>2026 – Present</w:t>
-      </w:r>
-    </w:p>
-    <w:p>
-      <w:pPr>
-        <w:keepNext/>
-        <w:tabs>
-          <w:tab w:pos="10080" w:val="right"/>
-        </w:tabs>
-        <w:spacing w:before="0" w:after="60"/>
-      </w:pPr>
-      <w:r>
-        <w:rPr>
-          <w:rFonts w:ascii="Calibri" w:hAnsi="Calibri"/>
-          <w:b/>
-          <w:color w:val="718096"/>
-          <w:sz w:val="19"/>
-        </w:rPr>
-        <w:t>Ink and Armor</w:t>
-      </w:r>
-      <w:r>
-        <w:tab/>
-        <w:t>Abuja, Nigeria</w:t>
+        <w:t xml:space="preserve">  (Next.js, TypeScript, TensorFlow, Scikit-learn)</w:t>
       </w:r>
     </w:p>
     <w:p>
       <w:pPr>
         <w:spacing w:after="80"/>
-        <w:ind w:left="216"/>
       </w:pPr>
       <w:r>
         <w:rPr>
-          <w:rFonts w:ascii="Calibri" w:hAnsi="Calibri"/>
-          <w:b/>
-          <w:i/>
-          <w:sz w:val="18"/>
+          <w:sz w:val="19"/>
         </w:rPr>
-        <w:t xml:space="preserve">Technologies Utilized: </w:t>
-      </w:r>
-      <w:r>
-        <w:rPr>
-          <w:rFonts w:ascii="Calibri" w:hAnsi="Calibri"/>
-          <w:i/>
-          <w:color w:val="2D3748"/>
-          <w:sz w:val="18"/>
-        </w:rPr>
-        <w:t>Figma, Photoshop, Illustrator, WordPress, Web Design, Brand Design</w:t>
+        <w:t>Zero-dependency Edge ML clinical triage tool featuring a 15KB neural network running client-side with 98% prediction accuracy, bypassing server roundtrips and ensuring total patient privacy.</w:t>
       </w:r>
     </w:p>
     <w:p>
       <w:pPr>
-        <w:pStyle w:val="ListBullet"/>
-        <w:spacing w:after="50" w:line="276" w:lineRule="auto"/>
-        <w:ind w:left="432"/>
+        <w:spacing w:before="80" w:after="20"/>
       </w:pPr>
       <w:r>
         <w:rPr>
-          <w:rFonts w:ascii="Calibri" w:hAnsi="Calibri"/>
-          <w:sz w:val="19"/>
+          <w:b/>
+          <w:sz w:val="21"/>
         </w:rPr>
-        <w:t>Designed brand and marketing materials including logos, flyers, and social media graphics for a creative writing agency.</w:t>
+        <w:t>Customer Onboarding Automation</w:t>
       </w:r>
-    </w:p>
-    <w:p>
-      <w:pPr>
-        <w:pStyle w:val="ListBullet"/>
-        <w:spacing w:after="50" w:line="276" w:lineRule="auto"/>
-        <w:ind w:left="432"/>
-      </w:pPr>
       <w:r>
         <w:rPr>
-          <w:rFonts w:ascii="Calibri" w:hAnsi="Calibri"/>
-          <w:sz w:val="19"/>
+          <w:i/>
+          <w:color w:val="718096"/>
+          <w:sz w:val="18"/>
         </w:rPr>
-        <w:t>Currently developing the company website to establish a cohesive online presence for the agency.</w:t>
-      </w:r>
-    </w:p>
-    <w:p>
-      <w:pPr>
-        <w:pStyle w:val="ListBullet"/>
-        <w:spacing w:after="50" w:line="276" w:lineRule="auto"/>
-        <w:ind w:left="432"/>
-      </w:pPr>
-      <w:r>
-        <w:rPr>
-          <w:rFonts w:ascii="Calibri" w:hAnsi="Calibri"/>
-          <w:sz w:val="19"/>
-        </w:rPr>
-        <w:t>Collaborated directly with the founder to translate brand vision into visual and web deliverables.</w:t>
-      </w:r>
-    </w:p>
-    <w:p>
-      <w:pPr>
-        <w:pStyle w:val="ListBullet"/>
-        <w:spacing w:after="50" w:line="276" w:lineRule="auto"/>
-        <w:ind w:left="432"/>
-      </w:pPr>
-      <w:r>
-        <w:rPr>
-          <w:rFonts w:ascii="Calibri" w:hAnsi="Calibri"/>
-          <w:sz w:val="19"/>
-        </w:rPr>
-        <w:t>Handled end-to-end creative production across print and digital formats using Figma, Photoshop, and Illustrator.</w:t>
-      </w:r>
-    </w:p>
-    <w:p>
-      <w:pPr>
-        <w:keepNext/>
-        <w:tabs>
-          <w:tab w:pos="10080" w:val="right"/>
-        </w:tabs>
-        <w:spacing w:before="120" w:after="20"/>
-      </w:pPr>
-      <w:r>
-        <w:rPr>
-          <w:rFonts w:ascii="Calibri" w:hAnsi="Calibri"/>
-          <w:b/>
-          <w:color w:val="1A365D"/>
-          <w:sz w:val="21"/>
-        </w:rPr>
-        <w:t>Frontend Engineer Intern</w:t>
-      </w:r>
-      <w:r>
-        <w:tab/>
-        <w:t>January 2025 – May 2025</w:t>
-      </w:r>
-    </w:p>
-    <w:p>
-      <w:pPr>
-        <w:keepNext/>
-        <w:tabs>
-          <w:tab w:pos="10080" w:val="right"/>
-        </w:tabs>
-        <w:spacing w:before="0" w:after="60"/>
-      </w:pPr>
-      <w:r>
-        <w:rPr>
-          <w:rFonts w:ascii="Calibri" w:hAnsi="Calibri"/>
-          <w:b/>
-          <w:color w:val="718096"/>
-          <w:sz w:val="19"/>
-        </w:rPr>
-        <w:t>Tech Beavers</w:t>
-      </w:r>
-      <w:r>
-        <w:tab/>
-        <w:t>Abuja, Nigeria</w:t>
+        <w:t xml:space="preserve">  (n8n, HubSpot CRM, Telegram API, JSON Webhooks)</w:t>
       </w:r>
     </w:p>
     <w:p>
       <w:pPr>
         <w:spacing w:after="80"/>
-        <w:ind w:left="216"/>
       </w:pPr>
       <w:r>
         <w:rPr>
-          <w:rFonts w:ascii="Calibri" w:hAnsi="Calibri"/>
-          <w:b/>
-          <w:i/>
-          <w:sz w:val="18"/>
-        </w:rPr>
-        <w:t xml:space="preserve">Technologies Utilized: </w:t>
-      </w:r>
-      <w:r>
-        <w:rPr>
-          <w:rFonts w:ascii="Calibri" w:hAnsi="Calibri"/>
-          <w:i/>
-          <w:color w:val="2D3748"/>
-          <w:sz w:val="18"/>
-        </w:rPr>
-        <w:t>React, Next.js, HTML, CSS, JavaScript, Git, GitHub</w:t>
-      </w:r>
-    </w:p>
-    <w:p>
-      <w:pPr>
-        <w:pStyle w:val="ListBullet"/>
-        <w:spacing w:after="50" w:line="276" w:lineRule="auto"/>
-        <w:ind w:left="432"/>
-      </w:pPr>
-      <w:r>
-        <w:rPr>
-          <w:rFonts w:ascii="Calibri" w:hAnsi="Calibri"/>
           <w:sz w:val="19"/>
         </w:rPr>
-        <w:t>Built and maintained frontend interfaces using React and Next.js, contributing to live product features across the internship period.</w:t>
-      </w:r>
-    </w:p>
-    <w:p>
-      <w:pPr>
-        <w:pStyle w:val="ListBullet"/>
-        <w:spacing w:after="50" w:line="276" w:lineRule="auto"/>
-        <w:ind w:left="432"/>
-      </w:pPr>
-      <w:r>
-        <w:rPr>
-          <w:rFonts w:ascii="Calibri" w:hAnsi="Calibri"/>
-          <w:sz w:val="19"/>
-        </w:rPr>
-        <w:t>Collaborated with a development team on sprint-based workflows, gaining hands-on experience with real codebase collaboration.</w:t>
-      </w:r>
-    </w:p>
-    <w:p>
-      <w:pPr>
-        <w:pStyle w:val="ListBullet"/>
-        <w:spacing w:after="50" w:line="276" w:lineRule="auto"/>
-        <w:ind w:left="432"/>
-      </w:pPr>
-      <w:r>
-        <w:rPr>
-          <w:rFonts w:ascii="Calibri" w:hAnsi="Calibri"/>
-          <w:sz w:val="19"/>
-        </w:rPr>
-        <w:t>Translated UI/UX designs into responsive, accessible components using HTML, CSS, and JavaScript.</w:t>
-      </w:r>
-    </w:p>
-    <w:p>
-      <w:pPr>
-        <w:pStyle w:val="ListBullet"/>
-        <w:spacing w:after="50" w:line="276" w:lineRule="auto"/>
-        <w:ind w:left="432"/>
-      </w:pPr>
-      <w:r>
-        <w:rPr>
-          <w:rFonts w:ascii="Calibri" w:hAnsi="Calibri"/>
-          <w:sz w:val="19"/>
-        </w:rPr>
-        <w:t>Received mentorship in professional frontend development practices and delivered assigned features within deadlines.</w:t>
-      </w:r>
-    </w:p>
-    <w:p>
-      <w:pPr>
-        <w:keepNext/>
-        <w:tabs>
-          <w:tab w:pos="10080" w:val="right"/>
-        </w:tabs>
-        <w:spacing w:before="120" w:after="20"/>
-      </w:pPr>
-      <w:r>
-        <w:rPr>
-          <w:rFonts w:ascii="Calibri" w:hAnsi="Calibri"/>
-          <w:b/>
-          <w:color w:val="1A365D"/>
-          <w:sz w:val="21"/>
-        </w:rPr>
-        <w:t>Fullstack Developer &amp; Automation Specialist (Fiverr &amp; Direct Clients)</w:t>
-      </w:r>
-      <w:r>
-        <w:tab/>
-        <w:t>2023 – Present</w:t>
-      </w:r>
-    </w:p>
-    <w:p>
-      <w:pPr>
-        <w:keepNext/>
-        <w:tabs>
-          <w:tab w:pos="10080" w:val="right"/>
-        </w:tabs>
-        <w:spacing w:before="0" w:after="60"/>
-      </w:pPr>
-      <w:r>
-        <w:rPr>
-          <w:rFonts w:ascii="Calibri" w:hAnsi="Calibri"/>
-          <w:b/>
-          <w:color w:val="718096"/>
-          <w:sz w:val="19"/>
-        </w:rPr>
-        <w:t>Freelance</w:t>
-      </w:r>
-      <w:r>
-        <w:tab/>
-        <w:t>Remote</w:t>
-      </w:r>
-    </w:p>
-    <w:p>
-      <w:pPr>
-        <w:spacing w:after="80"/>
-        <w:ind w:left="216"/>
-      </w:pPr>
-      <w:r>
-        <w:rPr>
-          <w:rFonts w:ascii="Calibri" w:hAnsi="Calibri"/>
-          <w:b/>
-          <w:i/>
-          <w:sz w:val="18"/>
-        </w:rPr>
-        <w:t xml:space="preserve">Technologies Utilized: </w:t>
-      </w:r>
-      <w:r>
-        <w:rPr>
-          <w:rFonts w:ascii="Calibri" w:hAnsi="Calibri"/>
-          <w:i/>
-          <w:color w:val="2D3748"/>
-          <w:sz w:val="18"/>
-        </w:rPr>
-        <w:t>Next.js, React Native, Node.js, WordPress, Wix, GoHighLevel, n8n, Zapier</w:t>
-      </w:r>
-    </w:p>
-    <w:p>
-      <w:pPr>
-        <w:pStyle w:val="ListBullet"/>
-        <w:spacing w:after="50" w:line="276" w:lineRule="auto"/>
-        <w:ind w:left="432"/>
-      </w:pPr>
-      <w:r>
-        <w:rPr>
-          <w:rFonts w:ascii="Calibri" w:hAnsi="Calibri"/>
-          <w:sz w:val="19"/>
-        </w:rPr>
-        <w:t>Delivered 15+ client projects across web development, CRM automation, and funnel design over 3 years of independent practice.</w:t>
-      </w:r>
-    </w:p>
-    <w:p>
-      <w:pPr>
-        <w:pStyle w:val="ListBullet"/>
-        <w:spacing w:after="50" w:line="276" w:lineRule="auto"/>
-        <w:ind w:left="432"/>
-      </w:pPr>
-      <w:r>
-        <w:rPr>
-          <w:rFonts w:ascii="Calibri" w:hAnsi="Calibri"/>
-          <w:sz w:val="19"/>
-        </w:rPr>
-        <w:t>Designed and delivered custom websites for clients via Fiverr, covering landing pages, portfolios, and business sites using Next.js, WordPress, and Wix.</w:t>
-      </w:r>
-    </w:p>
-    <w:p>
-      <w:pPr>
-        <w:pStyle w:val="ListBullet"/>
-        <w:spacing w:after="50" w:line="276" w:lineRule="auto"/>
-        <w:ind w:left="432"/>
-      </w:pPr>
-      <w:r>
-        <w:rPr>
-          <w:rFonts w:ascii="Calibri" w:hAnsi="Calibri"/>
-          <w:sz w:val="19"/>
-        </w:rPr>
-        <w:t>Built lead capture and CRM automation pipelines using GoHighLevel, n8n, and Zapier — handling everything from funnel design to email/SMS qualification sequences.</w:t>
-      </w:r>
-    </w:p>
-    <w:p>
-      <w:pPr>
-        <w:pStyle w:val="ListBullet"/>
-        <w:spacing w:after="50" w:line="276" w:lineRule="auto"/>
-        <w:ind w:left="432"/>
-      </w:pPr>
-      <w:r>
-        <w:rPr>
-          <w:rFonts w:ascii="Calibri" w:hAnsi="Calibri"/>
-          <w:sz w:val="19"/>
-        </w:rPr>
-        <w:t>Designed and deployed sales funnels for clients, integrating lead generation flows with CRM tools and automated follow-up systems.</w:t>
-      </w:r>
-    </w:p>
-    <w:p>
-      <w:pPr>
-        <w:pStyle w:val="ListBullet"/>
-        <w:spacing w:after="50" w:line="276" w:lineRule="auto"/>
-        <w:ind w:left="432"/>
-      </w:pPr>
-      <w:r>
-        <w:rPr>
-          <w:rFonts w:ascii="Calibri" w:hAnsi="Calibri"/>
-          <w:sz w:val="19"/>
-        </w:rPr>
-        <w:t>Managed end-to-end client delivery independently — from scoping and design to handoff — across multiple concurrent projects.</w:t>
-      </w:r>
-    </w:p>
-    <w:p>
-      <w:pPr>
-        <w:keepNext/>
-        <w:spacing w:before="280" w:after="120"/>
-        <w:pBdr>
-          <w:bottom w:val="single" w:sz="8" w:space="6" w:color="1A365D"/>
-        </w:pBdr>
-      </w:pPr>
-      <w:r>
-        <w:rPr>
-          <w:rFonts w:ascii="Calibri" w:hAnsi="Calibri"/>
-          <w:b/>
-          <w:color w:val="1A365D"/>
-          <w:sz w:val="24"/>
-        </w:rPr>
-        <w:t>SELECTED PROJECTS</w:t>
-      </w:r>
-    </w:p>
-    <w:p>
-      <w:pPr>
-        <w:keepNext/>
-        <w:spacing w:before="120" w:after="20"/>
-      </w:pPr>
-      <w:r>
-        <w:rPr>
-          <w:rFonts w:ascii="Calibri" w:hAnsi="Calibri"/>
-          <w:b/>
-          <w:color w:val="1A365D"/>
-          <w:sz w:val="21"/>
-        </w:rPr>
-        <w:t>Rebid — Mobile Bidding Platform</w:t>
-      </w:r>
-    </w:p>
-    <w:p>
-      <w:pPr>
-        <w:spacing w:after="60"/>
-        <w:ind w:left="216"/>
-      </w:pPr>
-      <w:r>
-        <w:rPr>
-          <w:rFonts w:ascii="Calibri" w:hAnsi="Calibri"/>
-          <w:b/>
-          <w:i/>
-          <w:sz w:val="18"/>
-        </w:rPr>
-        <w:t xml:space="preserve">Technologies: </w:t>
-      </w:r>
-      <w:r>
-        <w:rPr>
-          <w:rFonts w:ascii="Calibri" w:hAnsi="Calibri"/>
-          <w:i/>
-          <w:color w:val="718096"/>
-          <w:sz w:val="18"/>
-        </w:rPr>
-        <w:t>React Native, Expo, Supabase (Real-time), Express.js, WebSockets</w:t>
-      </w:r>
-    </w:p>
-    <w:p>
-      <w:pPr>
-        <w:spacing w:after="80"/>
-        <w:ind w:left="216"/>
-      </w:pPr>
-      <w:r>
-        <w:rPr>
-          <w:rFonts w:ascii="Calibri" w:hAnsi="Calibri"/>
-          <w:sz w:val="19"/>
-        </w:rPr>
-        <w:t>Designed and engineered a high-performance native mobile auction application where clients list active projects and receive real-time bids. Integrated React Native and Expo with a Supabase real-time database and Express.js WebSocket synchronizations, developing a custom bid-validation algorithm that prevents race conditions. Built automated anti-bidding-sniping timer extensions and a secure automated winner determination protocol, delivering a zero-latency, secure bidding ecosystem.</w:t>
-      </w:r>
-    </w:p>
-    <w:p>
-      <w:pPr>
-        <w:keepNext/>
-        <w:spacing w:before="120" w:after="20"/>
-      </w:pPr>
-      <w:r>
-        <w:rPr>
-          <w:rFonts w:ascii="Calibri" w:hAnsi="Calibri"/>
-          <w:b/>
-          <w:color w:val="1A365D"/>
-          <w:sz w:val="21"/>
-        </w:rPr>
-        <w:t>TyphoidGuard — Clinical Typhoid Risk Simulator</w:t>
-      </w:r>
-    </w:p>
-    <w:p>
-      <w:pPr>
-        <w:spacing w:after="60"/>
-        <w:ind w:left="216"/>
-      </w:pPr>
-      <w:r>
-        <w:rPr>
-          <w:rFonts w:ascii="Calibri" w:hAnsi="Calibri"/>
-          <w:b/>
-          <w:i/>
-          <w:sz w:val="18"/>
-        </w:rPr>
-        <w:t xml:space="preserve">Technologies: </w:t>
-      </w:r>
-      <w:r>
-        <w:rPr>
-          <w:rFonts w:ascii="Calibri" w:hAnsi="Calibri"/>
-          <w:i/>
-          <w:color w:val="718096"/>
-          <w:sz w:val="18"/>
-        </w:rPr>
-        <w:t>Python, TypeScript, TensorFlow, Scikit-learn, Next.js</w:t>
-      </w:r>
-    </w:p>
-    <w:p>
-      <w:pPr>
-        <w:spacing w:after="80"/>
-        <w:ind w:left="216"/>
-      </w:pPr>
-      <w:r>
-        <w:rPr>
-          <w:rFonts w:ascii="Calibri" w:hAnsi="Calibri"/>
-          <w:sz w:val="19"/>
-        </w:rPr>
-        <w:t>Developed a zero-dependency edge-computing clinical triage screening application powered by a custom-trained 3-layer Neural Network (Multi-Layer Perceptron) running entirely client-side. Trained the Sequential classifier in Python, then built a custom Python exporter to serialize model weights, biases, and StandardScaler coefficients into a 15 KB JSON configuration. Programmed a pure-math forward-propagation matrix multiplication engine in raw TypeScript to execute client-side predictions in &lt; 0.1ms locally (100% HIPAA-compliant, in-memory sandboxing).</w:t>
-      </w:r>
-    </w:p>
-    <w:p>
-      <w:pPr>
-        <w:keepNext/>
-        <w:spacing w:before="120" w:after="20"/>
-      </w:pPr>
-      <w:r>
-        <w:rPr>
-          <w:rFonts w:ascii="Calibri" w:hAnsi="Calibri"/>
-          <w:b/>
-          <w:color w:val="1A365D"/>
-          <w:sz w:val="21"/>
-        </w:rPr>
-        <w:t>AcadExpub — Academic Material Distribution Portal</w:t>
-      </w:r>
-    </w:p>
-    <w:p>
-      <w:pPr>
-        <w:spacing w:after="60"/>
-        <w:ind w:left="216"/>
-      </w:pPr>
-      <w:r>
-        <w:rPr>
-          <w:rFonts w:ascii="Calibri" w:hAnsi="Calibri"/>
-          <w:b/>
-          <w:i/>
-          <w:sz w:val="18"/>
-        </w:rPr>
-        <w:t xml:space="preserve">Technologies: </w:t>
-      </w:r>
-      <w:r>
-        <w:rPr>
-          <w:rFonts w:ascii="Calibri" w:hAnsi="Calibri"/>
-          <w:i/>
-          <w:color w:val="718096"/>
-          <w:sz w:val="18"/>
-        </w:rPr>
-        <w:t>Next.js, TypeScript, Tailwind CSS, shadcn/ui, Firebase Auth, Firestore &amp; Cloud Storage</w:t>
-      </w:r>
-    </w:p>
-    <w:p>
-      <w:pPr>
-        <w:spacing w:after="80"/>
-        <w:ind w:left="216"/>
-      </w:pPr>
-      <w:r>
-        <w:rPr>
-          <w:rFonts w:ascii="Calibri" w:hAnsi="Calibri"/>
-          <w:sz w:val="19"/>
-        </w:rPr>
-        <w:t>Developed a fullscale web application for secure academic file indexing and literature distribution. Designed custom Firebase authorization claims to isolate Student and Educator dashboards, built drag-and-drop chunked file upload systems in Firebase Storage with encrypted access validation, and optimized page query execution speed reducing operational layout lag by 35%.</w:t>
-      </w:r>
-    </w:p>
-    <w:p>
-      <w:pPr>
-        <w:keepNext/>
-        <w:spacing w:before="280" w:after="120"/>
-        <w:pBdr>
-          <w:bottom w:val="single" w:sz="8" w:space="6" w:color="1A365D"/>
-        </w:pBdr>
-      </w:pPr>
-      <w:r>
-        <w:rPr>
-          <w:rFonts w:ascii="Calibri" w:hAnsi="Calibri"/>
-          <w:b/>
-          <w:color w:val="1A365D"/>
-          <w:sz w:val="24"/>
-        </w:rPr>
-        <w:t>EDUCATION &amp; CERTIFICATIONS</w:t>
-      </w:r>
-    </w:p>
-    <w:p>
-      <w:pPr>
-        <w:tabs>
-          <w:tab w:pos="10080" w:val="right"/>
-        </w:tabs>
-        <w:spacing w:before="80" w:after="40"/>
-      </w:pPr>
-      <w:r>
-        <w:rPr>
-          <w:rFonts w:ascii="Calibri" w:hAnsi="Calibri"/>
-          <w:b/>
-          <w:color w:val="1A365D"/>
-          <w:sz w:val="20"/>
-        </w:rPr>
-        <w:t>B.Sc. Computer Science</w:t>
-      </w:r>
-      <w:r>
-        <w:tab/>
-        <w:t>2023 – Present</w:t>
-      </w:r>
-    </w:p>
-    <w:p>
-      <w:pPr>
-        <w:tabs>
-          <w:tab w:pos="10080" w:val="right"/>
-        </w:tabs>
-        <w:spacing w:before="0" w:after="160"/>
-      </w:pPr>
-      <w:r>
-        <w:rPr>
-          <w:rFonts w:ascii="Calibri" w:hAnsi="Calibri"/>
-          <w:color w:val="718096"/>
-          <w:sz w:val="19"/>
-        </w:rPr>
-        <w:t>University of Abuja</w:t>
-      </w:r>
-      <w:r>
-        <w:tab/>
-        <w:t>Abuja, Nigeria</w:t>
-      </w:r>
-    </w:p>
-    <w:p>
-      <w:pPr>
-        <w:spacing w:before="80" w:after="80"/>
-      </w:pPr>
-      <w:r>
-        <w:rPr>
-          <w:rFonts w:ascii="Calibri" w:hAnsi="Calibri"/>
-          <w:b/>
-          <w:color w:val="1A365D"/>
-          <w:sz w:val="20"/>
-        </w:rPr>
-        <w:t>Professional Certifications (EarlyCode Training Institute)</w:t>
-      </w:r>
-    </w:p>
-    <w:p>
-      <w:pPr>
-        <w:pStyle w:val="ListBullet"/>
-        <w:tabs>
-          <w:tab w:pos="10080" w:val="right"/>
-        </w:tabs>
-        <w:spacing w:after="50"/>
-        <w:ind w:left="432"/>
-      </w:pPr>
-      <w:r>
-        <w:rPr>
-          <w:rFonts w:ascii="Calibri" w:hAnsi="Calibri"/>
-          <w:sz w:val="19"/>
-        </w:rPr>
-        <w:t>App Development</w:t>
-      </w:r>
-      <w:r>
-        <w:tab/>
-        <w:t>July 2023 – September 2023</w:t>
-      </w:r>
-    </w:p>
-    <w:p>
-      <w:pPr>
-        <w:pStyle w:val="ListBullet"/>
-        <w:tabs>
-          <w:tab w:pos="10080" w:val="right"/>
-        </w:tabs>
-        <w:spacing w:after="50"/>
-        <w:ind w:left="432"/>
-      </w:pPr>
-      <w:r>
-        <w:rPr>
-          <w:rFonts w:ascii="Calibri" w:hAnsi="Calibri"/>
-          <w:sz w:val="19"/>
-        </w:rPr>
-        <w:t>Fullstack Web Development</w:t>
-      </w:r>
-      <w:r>
-        <w:tab/>
-        <w:t>October 2022 – February 2023</w:t>
-      </w:r>
-    </w:p>
-    <w:p>
-      <w:pPr>
-        <w:pStyle w:val="ListBullet"/>
-        <w:tabs>
-          <w:tab w:pos="10080" w:val="right"/>
-        </w:tabs>
-        <w:spacing w:after="50"/>
-        <w:ind w:left="432"/>
-      </w:pPr>
-      <w:r>
-        <w:rPr>
-          <w:rFonts w:ascii="Calibri" w:hAnsi="Calibri"/>
-          <w:sz w:val="19"/>
-        </w:rPr>
-        <w:t>Python Programming</w:t>
-      </w:r>
-      <w:r>
-        <w:tab/>
-        <w:t>May 2022 – June 2022</w:t>
+        <w:t>Enterprise-grade n8n synchronization pipeline validating webhooks, dynamically mapping HubSpot CRM profiles, and drip-delivering progress-tracked onboarding documents.</w:t>
       </w:r>
     </w:p>
     <w:sectPr>
       <w:pgSz w:w="12240" w:h="15840"/>
-      <w:pgMar w:top="1080" w:right="1080" w:bottom="1080" w:left="1080" w:header="720" w:footer="720" w:gutter="0"/>
+      <w:pgMar w:top="1152" w:right="1152" w:bottom="1152" w:left="1152" w:header="720" w:footer="720" w:gutter="0"/>
       <w:cols w:space="720"/>
       <w:docGrid w:linePitch="360"/>
     </w:sectPr>
@@ -1434,13 +1155,10 @@
     <w:name w:val="Normal"/>
     <w:qFormat/>
     <w:rsid w:val="00FC693F"/>
-    <w:pPr>
-      <w:spacing w:line="276" w:lineRule="auto" w:after="80"/>
-    </w:pPr>
     <w:rPr>
       <w:rFonts w:ascii="Calibri" w:hAnsi="Calibri"/>
       <w:color w:val="2D3748"/>
-      <w:sz w:val="21"/>
+      <w:sz w:val="22"/>
     </w:rPr>
   </w:style>
   <w:style w:type="paragraph" w:styleId="Header">
